--- a/Musicport26_DressingRoom_Signs.docx
+++ b/Musicport26_DressingRoom_Signs.docx
@@ -47,7 +47,7 @@
     </w:p>
     <w:p>
       <w:pPr>
-        <w:spacing w:after="280"/>
+        <w:spacing w:after="120"/>
         <w:jc w:val="center"/>
       </w:pPr>
       <w:r>
@@ -97,7 +97,7 @@
         <w:rPr>
           <w:rFonts w:ascii="Arial" w:hAnsi="Arial"/>
           <w:b w:val="0"/>
-          <w:sz w:val="72"/>
+          <w:sz w:val="60"/>
         </w:rPr>
         <w:t>No bookings</w:t>
       </w:r>
@@ -147,7 +147,7 @@
     </w:p>
     <w:p>
       <w:pPr>
-        <w:spacing w:after="280"/>
+        <w:spacing w:after="120"/>
         <w:jc w:val="center"/>
       </w:pPr>
       <w:r>
@@ -204,7 +204,7 @@
     </w:p>
     <w:p>
       <w:pPr>
-        <w:spacing w:after="280"/>
+        <w:spacing w:after="120"/>
         <w:jc w:val="center"/>
       </w:pPr>
       <w:r>
@@ -261,7 +261,7 @@
     </w:p>
     <w:p>
       <w:pPr>
-        <w:spacing w:after="280"/>
+        <w:spacing w:after="120"/>
         <w:jc w:val="center"/>
       </w:pPr>
       <w:r>
@@ -289,7 +289,7 @@
     </w:p>
     <w:p>
       <w:pPr>
-        <w:spacing w:after="280"/>
+        <w:spacing w:after="120"/>
         <w:jc w:val="center"/>
       </w:pPr>
       <w:r>
@@ -346,7 +346,7 @@
     </w:p>
     <w:p>
       <w:pPr>
-        <w:spacing w:after="280"/>
+        <w:spacing w:after="120"/>
         <w:jc w:val="center"/>
       </w:pPr>
       <w:r>
@@ -403,7 +403,7 @@
     </w:p>
     <w:p>
       <w:pPr>
-        <w:spacing w:after="280"/>
+        <w:spacing w:after="120"/>
         <w:jc w:val="center"/>
       </w:pPr>
       <w:r>
@@ -431,7 +431,7 @@
     </w:p>
     <w:p>
       <w:pPr>
-        <w:spacing w:after="280"/>
+        <w:spacing w:after="120"/>
         <w:jc w:val="center"/>
       </w:pPr>
       <w:r>
@@ -488,7 +488,7 @@
     </w:p>
     <w:p>
       <w:pPr>
-        <w:spacing w:after="280"/>
+        <w:spacing w:after="120"/>
         <w:jc w:val="center"/>
       </w:pPr>
       <w:r>
@@ -516,7 +516,7 @@
     </w:p>
     <w:p>
       <w:pPr>
-        <w:spacing w:after="280"/>
+        <w:spacing w:after="120"/>
         <w:jc w:val="center"/>
       </w:pPr>
       <w:r>
@@ -573,7 +573,7 @@
     </w:p>
     <w:p>
       <w:pPr>
-        <w:spacing w:after="280"/>
+        <w:spacing w:after="120"/>
         <w:jc w:val="center"/>
       </w:pPr>
       <w:r>
@@ -601,7 +601,7 @@
     </w:p>
     <w:p>
       <w:pPr>
-        <w:spacing w:after="280"/>
+        <w:spacing w:after="120"/>
         <w:jc w:val="center"/>
       </w:pPr>
       <w:r>
@@ -629,7 +629,7 @@
     </w:p>
     <w:p>
       <w:pPr>
-        <w:spacing w:after="280"/>
+        <w:spacing w:after="120"/>
         <w:jc w:val="center"/>
       </w:pPr>
       <w:r>
@@ -686,7 +686,7 @@
     </w:p>
     <w:p>
       <w:pPr>
-        <w:spacing w:after="280"/>
+        <w:spacing w:after="120"/>
         <w:jc w:val="center"/>
       </w:pPr>
       <w:r>
@@ -714,7 +714,7 @@
     </w:p>
     <w:p>
       <w:pPr>
-        <w:spacing w:after="280"/>
+        <w:spacing w:after="120"/>
         <w:jc w:val="center"/>
       </w:pPr>
       <w:r>
@@ -771,7 +771,7 @@
     </w:p>
     <w:p>
       <w:pPr>
-        <w:spacing w:after="280"/>
+        <w:spacing w:after="120"/>
         <w:jc w:val="center"/>
       </w:pPr>
       <w:r>
@@ -799,7 +799,7 @@
     </w:p>
     <w:p>
       <w:pPr>
-        <w:spacing w:after="280"/>
+        <w:spacing w:after="120"/>
         <w:jc w:val="center"/>
       </w:pPr>
       <w:r>
@@ -856,7 +856,7 @@
     </w:p>
     <w:p>
       <w:pPr>
-        <w:spacing w:after="280"/>
+        <w:spacing w:after="120"/>
         <w:jc w:val="center"/>
       </w:pPr>
       <w:r>
